--- a/docs/legal-research/forms/白ダンプの早見表.docx
+++ b/docs/legal-research/forms/白ダンプの早見表.docx
@@ -111,6 +111,7 @@
           <w:insideH w:val="single" w:color="auto" w:sz="4"/>
           <w:insideV w:val="single" w:color="auto" w:sz="4"/>
         </w:tblBorders>
+        <w:tblLayout w:type="fixed"/>
       </w:tblPr>
       <w:tblGrid>
         <w:gridCol w:w="900"/>
@@ -419,6 +420,7 @@
           <w:insideH w:val="single" w:color="auto" w:sz="4"/>
           <w:insideV w:val="single" w:color="auto" w:sz="4"/>
         </w:tblBorders>
+        <w:tblLayout w:type="fixed"/>
       </w:tblPr>
       <w:tblGrid>
         <w:gridCol w:w="600"/>
@@ -1139,6 +1141,7 @@
           <w:insideH w:val="single" w:color="auto" w:sz="4"/>
           <w:insideV w:val="single" w:color="auto" w:sz="4"/>
         </w:tblBorders>
+        <w:tblLayout w:type="fixed"/>
       </w:tblPr>
       <w:tblGrid>
         <w:gridCol w:w="600"/>
@@ -1632,6 +1635,7 @@
           <w:insideH w:val="single" w:color="auto" w:sz="4"/>
           <w:insideV w:val="single" w:color="auto" w:sz="4"/>
         </w:tblBorders>
+        <w:tblLayout w:type="fixed"/>
       </w:tblPr>
       <w:tblGrid>
         <w:gridCol w:w="2500"/>
@@ -3272,6 +3276,7 @@
           <w:insideH w:val="single" w:color="auto" w:sz="4"/>
           <w:insideV w:val="single" w:color="auto" w:sz="4"/>
         </w:tblBorders>
+        <w:tblLayout w:type="fixed"/>
       </w:tblPr>
       <w:tblGrid>
         <w:gridCol w:w="500"/>
@@ -3526,6 +3531,9 @@
         </w:tc>
       </w:tr>
       <w:tr>
+        <w:trPr>
+          <w:cantSplit/>
+        </w:trPr>
         <w:tc>
           <w:tcPr>
             <w:tcW w:type="dxa" w:w="500"/>
@@ -3751,6 +3759,9 @@
         </w:tc>
       </w:tr>
       <w:tr>
+        <w:trPr>
+          <w:cantSplit/>
+        </w:trPr>
         <w:tc>
           <w:tcPr>
             <w:tcW w:type="dxa" w:w="500"/>
@@ -3976,6 +3987,9 @@
         </w:tc>
       </w:tr>
       <w:tr>
+        <w:trPr>
+          <w:cantSplit/>
+        </w:trPr>
         <w:tc>
           <w:tcPr>
             <w:tcW w:type="dxa" w:w="500"/>
@@ -4186,6 +4200,9 @@
         </w:tc>
       </w:tr>
       <w:tr>
+        <w:trPr>
+          <w:cantSplit/>
+        </w:trPr>
         <w:tc>
           <w:tcPr>
             <w:tcW w:type="dxa" w:w="500"/>
@@ -4398,6 +4415,9 @@
         </w:tc>
       </w:tr>
       <w:tr>
+        <w:trPr>
+          <w:cantSplit/>
+        </w:trPr>
         <w:tc>
           <w:tcPr>
             <w:tcW w:type="dxa" w:w="500"/>
@@ -4647,6 +4667,7 @@
           <w:insideH w:val="single" w:color="auto" w:sz="4"/>
           <w:insideV w:val="single" w:color="auto" w:sz="4"/>
         </w:tblBorders>
+        <w:tblLayout w:type="fixed"/>
       </w:tblPr>
       <w:tblGrid>
         <w:gridCol w:w="500"/>
@@ -4901,6 +4922,9 @@
         </w:tc>
       </w:tr>
       <w:tr>
+        <w:trPr>
+          <w:cantSplit/>
+        </w:trPr>
         <w:tc>
           <w:tcPr>
             <w:tcW w:type="dxa" w:w="500"/>
@@ -5113,6 +5137,9 @@
         </w:tc>
       </w:tr>
       <w:tr>
+        <w:trPr>
+          <w:cantSplit/>
+        </w:trPr>
         <w:tc>
           <w:tcPr>
             <w:tcW w:type="dxa" w:w="500"/>
@@ -5308,6 +5335,9 @@
         </w:tc>
       </w:tr>
       <w:tr>
+        <w:trPr>
+          <w:cantSplit/>
+        </w:trPr>
         <w:tc>
           <w:tcPr>
             <w:tcW w:type="dxa" w:w="500"/>
@@ -5503,6 +5533,9 @@
         </w:tc>
       </w:tr>
       <w:tr>
+        <w:trPr>
+          <w:cantSplit/>
+        </w:trPr>
         <w:tc>
           <w:tcPr>
             <w:tcW w:type="dxa" w:w="500"/>
@@ -5715,6 +5748,9 @@
         </w:tc>
       </w:tr>
       <w:tr>
+        <w:trPr>
+          <w:cantSplit/>
+        </w:trPr>
         <w:tc>
           <w:tcPr>
             <w:tcW w:type="dxa" w:w="500"/>
@@ -5942,6 +5978,9 @@
         </w:tc>
       </w:tr>
       <w:tr>
+        <w:trPr>
+          <w:cantSplit/>
+        </w:trPr>
         <w:tc>
           <w:tcPr>
             <w:tcW w:type="dxa" w:w="500"/>
@@ -6141,6 +6180,9 @@
         </w:tc>
       </w:tr>
       <w:tr>
+        <w:trPr>
+          <w:cantSplit/>
+        </w:trPr>
         <w:tc>
           <w:tcPr>
             <w:tcW w:type="dxa" w:w="500"/>
@@ -6351,6 +6393,9 @@
         </w:tc>
       </w:tr>
       <w:tr>
+        <w:trPr>
+          <w:cantSplit/>
+        </w:trPr>
         <w:tc>
           <w:tcPr>
             <w:tcW w:type="dxa" w:w="500"/>
@@ -6592,6 +6637,7 @@
           <w:insideH w:val="single" w:color="auto" w:sz="4"/>
           <w:insideV w:val="single" w:color="auto" w:sz="4"/>
         </w:tblBorders>
+        <w:tblLayout w:type="fixed"/>
       </w:tblPr>
       <w:tblGrid>
         <w:gridCol w:w="500"/>
@@ -6750,6 +6796,9 @@
         </w:tc>
       </w:tr>
       <w:tr>
+        <w:trPr>
+          <w:cantSplit/>
+        </w:trPr>
         <w:tc>
           <w:tcPr>
             <w:tcW w:type="dxa" w:w="500"/>
@@ -6891,6 +6940,9 @@
         </w:tc>
       </w:tr>
       <w:tr>
+        <w:trPr>
+          <w:cantSplit/>
+        </w:trPr>
         <w:tc>
           <w:tcPr>
             <w:tcW w:type="dxa" w:w="500"/>
@@ -7032,6 +7084,9 @@
         </w:tc>
       </w:tr>
       <w:tr>
+        <w:trPr>
+          <w:cantSplit/>
+        </w:trPr>
         <w:tc>
           <w:tcPr>
             <w:tcW w:type="dxa" w:w="500"/>
@@ -7186,6 +7241,9 @@
         </w:tc>
       </w:tr>
       <w:tr>
+        <w:trPr>
+          <w:cantSplit/>
+        </w:trPr>
         <w:tc>
           <w:tcPr>
             <w:tcW w:type="dxa" w:w="500"/>
@@ -7327,6 +7385,9 @@
         </w:tc>
       </w:tr>
       <w:tr>
+        <w:trPr>
+          <w:cantSplit/>
+        </w:trPr>
         <w:tc>
           <w:tcPr>
             <w:tcW w:type="dxa" w:w="500"/>
@@ -7468,6 +7529,9 @@
         </w:tc>
       </w:tr>
       <w:tr>
+        <w:trPr>
+          <w:cantSplit/>
+        </w:trPr>
         <w:tc>
           <w:tcPr>
             <w:tcW w:type="dxa" w:w="500"/>
@@ -7661,6 +7725,7 @@
           <w:insideH w:val="single" w:color="auto" w:sz="4"/>
           <w:insideV w:val="single" w:color="auto" w:sz="4"/>
         </w:tblBorders>
+        <w:tblLayout w:type="fixed"/>
       </w:tblPr>
       <w:tblGrid>
         <w:gridCol w:w="500"/>
@@ -7915,6 +7980,9 @@
         </w:tc>
       </w:tr>
       <w:tr>
+        <w:trPr>
+          <w:cantSplit/>
+        </w:trPr>
         <w:tc>
           <w:tcPr>
             <w:tcW w:type="dxa" w:w="500"/>
@@ -8127,6 +8195,9 @@
         </w:tc>
       </w:tr>
       <w:tr>
+        <w:trPr>
+          <w:cantSplit/>
+        </w:trPr>
         <w:tc>
           <w:tcPr>
             <w:tcW w:type="dxa" w:w="500"/>
@@ -8352,6 +8423,9 @@
         </w:tc>
       </w:tr>
       <w:tr>
+        <w:trPr>
+          <w:cantSplit/>
+        </w:trPr>
         <w:tc>
           <w:tcPr>
             <w:tcW w:type="dxa" w:w="500"/>
@@ -8603,6 +8677,7 @@
           <w:insideH w:val="single" w:color="auto" w:sz="4"/>
           <w:insideV w:val="single" w:color="auto" w:sz="4"/>
         </w:tblBorders>
+        <w:tblLayout w:type="fixed"/>
       </w:tblPr>
       <w:tblGrid>
         <w:gridCol w:w="500"/>
@@ -8857,6 +8932,9 @@
         </w:tc>
       </w:tr>
       <w:tr>
+        <w:trPr>
+          <w:cantSplit/>
+        </w:trPr>
         <w:tc>
           <w:tcPr>
             <w:tcW w:type="dxa" w:w="500"/>
@@ -9067,6 +9145,9 @@
         </w:tc>
       </w:tr>
       <w:tr>
+        <w:trPr>
+          <w:cantSplit/>
+        </w:trPr>
         <w:tc>
           <w:tcPr>
             <w:tcW w:type="dxa" w:w="500"/>
@@ -9269,7 +9350,7 @@
     <w:p>
       <w:pPr>
         <w:sectPr>
-          <w:pgSz w:w="11906" w:h="16838" w:orient="landscape"/>
+          <w:pgSz w:w="16838" w:h="11906" w:orient="landscape"/>
           <w:pgMar w:top="1134" w:right="1134" w:bottom="1134" w:left="1134" w:header="708" w:footer="708" w:gutter="0"/>
           <w:pgNumType/>
           <w:docGrid w:linePitch="360"/>
@@ -9317,6 +9398,7 @@
           <w:insideH w:val="single" w:color="auto" w:sz="4"/>
           <w:insideV w:val="single" w:color="auto" w:sz="4"/>
         </w:tblBorders>
+        <w:tblLayout w:type="fixed"/>
       </w:tblPr>
       <w:tblGrid>
         <w:gridCol w:w="500"/>
@@ -10140,6 +10222,7 @@
           <w:insideH w:val="single" w:color="auto" w:sz="4"/>
           <w:insideV w:val="single" w:color="auto" w:sz="4"/>
         </w:tblBorders>
+        <w:tblLayout w:type="fixed"/>
       </w:tblPr>
       <w:tblGrid>
         <w:gridCol w:w="9072"/>
@@ -10308,6 +10391,7 @@
           <w:insideH w:val="single" w:color="auto" w:sz="4"/>
           <w:insideV w:val="single" w:color="auto" w:sz="4"/>
         </w:tblBorders>
+        <w:tblLayout w:type="fixed"/>
       </w:tblPr>
       <w:tblGrid>
         <w:gridCol w:w="900"/>
@@ -11414,6 +11498,7 @@
           <w:insideH w:val="single" w:color="auto" w:sz="4"/>
           <w:insideV w:val="single" w:color="auto" w:sz="4"/>
         </w:tblBorders>
+        <w:tblLayout w:type="fixed"/>
       </w:tblPr>
       <w:tblGrid>
         <w:gridCol w:w="2200"/>
@@ -11889,6 +11974,7 @@
           <w:insideH w:val="single" w:color="auto" w:sz="4"/>
           <w:insideV w:val="single" w:color="auto" w:sz="4"/>
         </w:tblBorders>
+        <w:tblLayout w:type="fixed"/>
       </w:tblPr>
       <w:tblGrid>
         <w:gridCol w:w="2200"/>
@@ -12247,6 +12333,7 @@
           <w:insideH w:val="single" w:color="auto" w:sz="4"/>
           <w:insideV w:val="single" w:color="auto" w:sz="4"/>
         </w:tblBorders>
+        <w:tblLayout w:type="fixed"/>
       </w:tblPr>
       <w:tblGrid>
         <w:gridCol w:w="2200"/>
@@ -12696,6 +12783,7 @@
           <w:insideH w:val="single" w:color="auto" w:sz="4"/>
           <w:insideV w:val="single" w:color="auto" w:sz="4"/>
         </w:tblBorders>
+        <w:tblLayout w:type="fixed"/>
       </w:tblPr>
       <w:tblGrid>
         <w:gridCol w:w="2200"/>
@@ -13002,6 +13090,7 @@
           <w:insideH w:val="single" w:color="auto" w:sz="4"/>
           <w:insideV w:val="single" w:color="auto" w:sz="4"/>
         </w:tblBorders>
+        <w:tblLayout w:type="fixed"/>
       </w:tblPr>
       <w:tblGrid>
         <w:gridCol w:w="2200"/>
@@ -13347,6 +13436,7 @@
           <w:insideH w:val="single" w:color="auto" w:sz="4"/>
           <w:insideV w:val="single" w:color="auto" w:sz="4"/>
         </w:tblBorders>
+        <w:tblLayout w:type="fixed"/>
       </w:tblPr>
       <w:tblGrid>
         <w:gridCol w:w="2200"/>
@@ -13692,6 +13782,7 @@
           <w:insideH w:val="single" w:color="auto" w:sz="4"/>
           <w:insideV w:val="single" w:color="auto" w:sz="4"/>
         </w:tblBorders>
+        <w:tblLayout w:type="fixed"/>
       </w:tblPr>
       <w:tblGrid>
         <w:gridCol w:w="2200"/>
@@ -14037,6 +14128,7 @@
           <w:insideH w:val="single" w:color="auto" w:sz="4"/>
           <w:insideV w:val="single" w:color="auto" w:sz="4"/>
         </w:tblBorders>
+        <w:tblLayout w:type="fixed"/>
       </w:tblPr>
       <w:tblGrid>
         <w:gridCol w:w="2200"/>
@@ -14395,6 +14487,7 @@
           <w:insideH w:val="single" w:color="auto" w:sz="4"/>
           <w:insideV w:val="single" w:color="auto" w:sz="4"/>
         </w:tblBorders>
+        <w:tblLayout w:type="fixed"/>
       </w:tblPr>
       <w:tblGrid>
         <w:gridCol w:w="2200"/>
@@ -14779,6 +14872,7 @@
           <w:insideH w:val="single" w:color="auto" w:sz="4"/>
           <w:insideV w:val="single" w:color="auto" w:sz="4"/>
         </w:tblBorders>
+        <w:tblLayout w:type="fixed"/>
       </w:tblPr>
       <w:tblGrid>
         <w:gridCol w:w="2200"/>
@@ -15345,6 +15439,7 @@
           <w:insideH w:val="single" w:color="auto" w:sz="4"/>
           <w:insideV w:val="single" w:color="auto" w:sz="4"/>
         </w:tblBorders>
+        <w:tblLayout w:type="fixed"/>
       </w:tblPr>
       <w:tblGrid>
         <w:gridCol w:w="2200"/>
@@ -15690,6 +15785,7 @@
           <w:insideH w:val="single" w:color="auto" w:sz="4"/>
           <w:insideV w:val="single" w:color="auto" w:sz="4"/>
         </w:tblBorders>
+        <w:tblLayout w:type="fixed"/>
       </w:tblPr>
       <w:tblGrid>
         <w:gridCol w:w="2200"/>
@@ -15994,6 +16090,7 @@
           <w:insideH w:val="single" w:color="auto" w:sz="4"/>
           <w:insideV w:val="single" w:color="auto" w:sz="4"/>
         </w:tblBorders>
+        <w:tblLayout w:type="fixed"/>
       </w:tblPr>
       <w:tblGrid>
         <w:gridCol w:w="9072"/>

--- a/docs/legal-research/forms/白ダンプの早見表.docx
+++ b/docs/legal-research/forms/白ダンプの早見表.docx
@@ -8483,6 +8483,36 @@
         <w:tc>
           <w:tcPr>
             <w:tcW w:type="dxa" w:w="900"/>
+            <w:shd w:fill="FDF4E2" w:color="auto" w:val="clear"/>
+            <w:tcMar>
+              <w:top w:type="dxa" w:w="50"/>
+              <w:left w:type="dxa" w:w="80"/>
+              <w:bottom w:type="dxa" w:w="50"/>
+              <w:right w:type="dxa" w:w="80"/>
+            </w:tcMar>
+            <w:vAlign w:val="center"/>
+          </w:tcPr>
+          <w:p>
+            <w:pPr>
+              <w:spacing w:line="230" w:lineRule="auto"/>
+              <w:jc w:val="center"/>
+            </w:pPr>
+            <w:r>
+              <w:rPr>
+                <w:rFonts w:ascii="ＭＳ 明朝" w:eastAsia="ＭＳ 明朝" w:hAnsi="ＭＳ 明朝"/>
+                <w:b/>
+                <w:bCs/>
+                <w:color w:val="8A6100"/>
+                <w:sz w:val="20"/>
+                <w:szCs w:val="20"/>
+              </w:rPr>
+              <w:t xml:space="preserve">▲11</w:t>
+            </w:r>
+          </w:p>
+        </w:tc>
+        <w:tc>
+          <w:tcPr>
+            <w:tcW w:type="dxa" w:w="1000"/>
             <w:shd w:fill="EAF5EE" w:color="auto" w:val="clear"/>
             <w:tcMar>
               <w:top w:type="dxa" w:w="50"/>
@@ -8513,36 +8543,6 @@
         <w:tc>
           <w:tcPr>
             <w:tcW w:type="dxa" w:w="1000"/>
-            <w:shd w:fill="EAF5EE" w:color="auto" w:val="clear"/>
-            <w:tcMar>
-              <w:top w:type="dxa" w:w="50"/>
-              <w:left w:type="dxa" w:w="80"/>
-              <w:bottom w:type="dxa" w:w="50"/>
-              <w:right w:type="dxa" w:w="80"/>
-            </w:tcMar>
-            <w:vAlign w:val="center"/>
-          </w:tcPr>
-          <w:p>
-            <w:pPr>
-              <w:spacing w:line="230" w:lineRule="auto"/>
-              <w:jc w:val="center"/>
-            </w:pPr>
-            <w:r>
-              <w:rPr>
-                <w:rFonts w:ascii="ＭＳ 明朝" w:eastAsia="ＭＳ 明朝" w:hAnsi="ＭＳ 明朝"/>
-                <w:b/>
-                <w:bCs/>
-                <w:color w:val="186B3F"/>
-                <w:sz w:val="20"/>
-                <w:szCs w:val="20"/>
-              </w:rPr>
-              <w:t xml:space="preserve">○</w:t>
-            </w:r>
-          </w:p>
-        </w:tc>
-        <w:tc>
-          <w:tcPr>
-            <w:tcW w:type="dxa" w:w="1000"/>
             <w:shd w:fill="FDF4E2" w:color="auto" w:val="clear"/>
             <w:tcMar>
               <w:top w:type="dxa" w:w="50"/>
@@ -8619,20 +8619,33 @@
                 <w:sz w:val="17"/>
                 <w:szCs w:val="17"/>
               </w:rPr>
-              <w:t xml:space="preserve">建設Q19「許可を取得している会社と日雇いの運転者の間に適法な雇用関係がある場合にあっては、</w:t>
-            </w:r>
-          </w:p>
-          <w:p>
-            <w:pPr>
-              <w:spacing w:line="230" w:lineRule="auto"/>
-            </w:pPr>
-            <w:r>
-              <w:rPr>
-                <w:rFonts w:ascii="ＭＳ 明朝" w:eastAsia="ＭＳ 明朝" w:hAnsi="ＭＳ 明朝"/>
-                <w:sz w:val="17"/>
-                <w:szCs w:val="17"/>
-              </w:rPr>
-              <w:t xml:space="preserve">貨物自動車運送事業法上は特段問題にならない」。ダンプ＝緑は3条2項で指定済み</w:t>
+              <w:t xml:space="preserve">「日雇い」のままでは乗せられない。輸送安全規則3条2項が、選任する運転者は「日々雇い入れら</w:t>
+            </w:r>
+          </w:p>
+          <w:p>
+            <w:pPr>
+              <w:spacing w:line="230" w:lineRule="auto"/>
+            </w:pPr>
+            <w:r>
+              <w:rPr>
+                <w:rFonts w:ascii="ＭＳ 明朝" w:eastAsia="ＭＳ 明朝" w:hAnsi="ＭＳ 明朝"/>
+                <w:sz w:val="17"/>
+                <w:szCs w:val="17"/>
+              </w:rPr>
+              <w:t xml:space="preserve">れる者、二月以内の期間を定めて使用される者……であつてはならない」としている。建設Q19は</w:t>
+            </w:r>
+          </w:p>
+          <w:p>
+            <w:pPr>
+              <w:spacing w:line="230" w:lineRule="auto"/>
+            </w:pPr>
+            <w:r>
+              <w:rPr>
+                <w:rFonts w:ascii="ＭＳ 明朝" w:eastAsia="ＭＳ 明朝" w:hAnsi="ＭＳ 明朝"/>
+                <w:sz w:val="17"/>
+                <w:szCs w:val="17"/>
+              </w:rPr>
+              <w:t xml:space="preserve">許可・労働者供給の軸だけを見た回答で、選任要件に触れていない。ダンプ規制法＝緑は法3条2項で指定済み</w:t>
             </w:r>
           </w:p>
         </w:tc>
@@ -11359,7 +11372,7 @@
                 <w:sz w:val="17"/>
                 <w:szCs w:val="17"/>
               </w:rPr>
-              <w:t xml:space="preserve">労働 ― 許可業者が日雇い運転者を自社の緑ダンプに乗せる</w:t>
+              <w:t xml:space="preserve">労働 ― 許可業者が短期雇用の運転者を自社の緑ダンプに乗せる</w:t>
             </w:r>
           </w:p>
         </w:tc>
@@ -11567,7 +11580,33 @@
                 <w:sz w:val="17"/>
                 <w:szCs w:val="17"/>
               </w:rPr>
-              <w:t xml:space="preserve">土砂等（砕石・砂利・残土・がれき類等）を運ぶ大型ダンプすべてにかかる</w:t>
+              <w:t xml:space="preserve">土砂等（砕石・砂利・残土・がれき類等）を運ぶ大型ダンプにかかる。</w:t>
+            </w:r>
+          </w:p>
+          <w:p>
+            <w:pPr>
+              <w:spacing w:line="230" w:lineRule="auto"/>
+            </w:pPr>
+            <w:r>
+              <w:rPr>
+                <w:rFonts w:ascii="ＭＳ 明朝" w:eastAsia="ＭＳ 明朝" w:hAnsi="ＭＳ 明朝"/>
+                <w:sz w:val="17"/>
+                <w:szCs w:val="17"/>
+              </w:rPr>
+              <w:t xml:space="preserve">かかる車の範囲＝道路交通法3条の大型自動車及び中型自動車のうち、車両総重量8,000kg以上かつ</w:t>
+            </w:r>
+          </w:p>
+          <w:p>
+            <w:pPr>
+              <w:spacing w:line="230" w:lineRule="auto"/>
+            </w:pPr>
+            <w:r>
+              <w:rPr>
+                <w:rFonts w:ascii="ＭＳ 明朝" w:eastAsia="ＭＳ 明朝" w:hAnsi="ＭＳ 明朝"/>
+                <w:sz w:val="17"/>
+                <w:szCs w:val="17"/>
+              </w:rPr>
+              <w:t xml:space="preserve">最大積載量5,000kg以上のもの（規則1条）。これより軽いダンプは対象外。当社の5台はいずれも対象</w:t>
             </w:r>
           </w:p>
         </w:tc>
@@ -11753,7 +11792,20 @@
                 <w:sz w:val="17"/>
                 <w:szCs w:val="17"/>
               </w:rPr>
-              <w:t xml:space="preserve">⑤ 番号を荷台の両側面及び後面の3面に表示する。ペンキ等により左横書き、黒文字・白地。</w:t>
+              <w:t xml:space="preserve">⑤ 番号を荷台の両側面及び後面の3面に表示する（規則6条）。</w:t>
+            </w:r>
+          </w:p>
+          <w:p>
+            <w:pPr>
+              <w:spacing w:line="230" w:lineRule="auto"/>
+            </w:pPr>
+            <w:r>
+              <w:rPr>
+                <w:rFonts w:ascii="ＭＳ 明朝" w:eastAsia="ＭＳ 明朝" w:hAnsi="ＭＳ 明朝"/>
+                <w:sz w:val="17"/>
+                <w:szCs w:val="17"/>
+              </w:rPr>
+              <w:t xml:space="preserve">　 ペンキ等により左横書き、黒文字・白地（規則別表第一の備考）。</w:t>
             </w:r>
           </w:p>
           <w:p>
@@ -11767,6 +11819,32 @@
                 <w:szCs w:val="17"/>
               </w:rPr>
               <w:t xml:space="preserve">　 文字の高さ200mm／文字と数字の幅150mm／記号の幅200mm／文字と記号の太さ15mm／数字の太さ30mm</w:t>
+            </w:r>
+          </w:p>
+          <w:p>
+            <w:pPr>
+              <w:spacing w:line="230" w:lineRule="auto"/>
+            </w:pPr>
+            <w:r>
+              <w:rPr>
+                <w:rFonts w:ascii="ＭＳ 明朝" w:eastAsia="ＭＳ 明朝" w:hAnsi="ＭＳ 明朝"/>
+                <w:sz w:val="17"/>
+                <w:szCs w:val="17"/>
+              </w:rPr>
+              <w:t xml:space="preserve">　 寸法は備考ではなく別表第一の図に書き込まれている。図は手書きで読みにくいので、同じ数値を</w:t>
+            </w:r>
+          </w:p>
+          <w:p>
+            <w:pPr>
+              <w:spacing w:line="230" w:lineRule="auto"/>
+            </w:pPr>
+            <w:r>
+              <w:rPr>
+                <w:rFonts w:ascii="ＭＳ 明朝" w:eastAsia="ＭＳ 明朝" w:hAnsi="ＭＳ 明朝"/>
+                <w:sz w:val="17"/>
+                <w:szCs w:val="17"/>
+              </w:rPr>
+              <w:t xml:space="preserve">　 文字で示している大阪運輸支局「ダンプゼッケンに関するよくあるお問い合わせ」A9で確かめられる</w:t>
             </w:r>
           </w:p>
           <w:p>
@@ -15425,7 +15503,7 @@
           <w:sz w:val="21"/>
           <w:szCs w:val="21"/>
         </w:rPr>
-        <w:t xml:space="preserve">▲11　労働 ― 許可業者が日雇い運転者を自社の緑ダンプに乗せる</w:t>
+        <w:t xml:space="preserve">▲11　労働 ― 許可業者が短期雇用の運転者を自社の緑ダンプに乗せる</w:t>
       </w:r>
     </w:p>
     <w:tbl>
@@ -15495,6 +15573,58 @@
                 <w:sz w:val="17"/>
                 <w:szCs w:val="17"/>
               </w:rPr>
+              <w:t xml:space="preserve">「日雇い」のままでは緑ダンプに乗せられない。輸送安全規則3条1項は事業用自動車の運転者を常時</w:t>
+            </w:r>
+          </w:p>
+          <w:p>
+            <w:pPr>
+              <w:spacing w:line="230" w:lineRule="auto"/>
+            </w:pPr>
+            <w:r>
+              <w:rPr>
+                <w:rFonts w:ascii="ＭＳ 明朝" w:eastAsia="ＭＳ 明朝" w:hAnsi="ＭＳ 明朝"/>
+                <w:sz w:val="17"/>
+                <w:szCs w:val="17"/>
+              </w:rPr>
+              <w:t xml:space="preserve">選任せよとし、同2項は「前項の規定により選任する運転者及び特定自動運行保安員は、日々雇い入れ</w:t>
+            </w:r>
+          </w:p>
+          <w:p>
+            <w:pPr>
+              <w:spacing w:line="230" w:lineRule="auto"/>
+            </w:pPr>
+            <w:r>
+              <w:rPr>
+                <w:rFonts w:ascii="ＭＳ 明朝" w:eastAsia="ＭＳ 明朝" w:hAnsi="ＭＳ 明朝"/>
+                <w:sz w:val="17"/>
+                <w:szCs w:val="17"/>
+              </w:rPr>
+              <w:t xml:space="preserve">られる者、二月以内の期間を定めて使用される者又は試みの使用期間中の者（十四日を超えて引き続き</w:t>
+            </w:r>
+          </w:p>
+          <w:p>
+            <w:pPr>
+              <w:spacing w:line="230" w:lineRule="auto"/>
+            </w:pPr>
+            <w:r>
+              <w:rPr>
+                <w:rFonts w:ascii="ＭＳ 明朝" w:eastAsia="ＭＳ 明朝" w:hAnsi="ＭＳ 明朝"/>
+                <w:sz w:val="17"/>
+                <w:szCs w:val="17"/>
+              </w:rPr>
+              <w:t xml:space="preserve">使用されるに至つた者を除く。）であつてはならない」と定めている。</w:t>
+            </w:r>
+          </w:p>
+          <w:p>
+            <w:pPr>
+              <w:spacing w:line="230" w:lineRule="auto"/>
+            </w:pPr>
+            <w:r>
+              <w:rPr>
+                <w:rFonts w:ascii="ＭＳ 明朝" w:eastAsia="ＭＳ 明朝" w:hAnsi="ＭＳ 明朝"/>
+                <w:sz w:val="17"/>
+                <w:szCs w:val="17"/>
+              </w:rPr>
               <w:t xml:space="preserve">建設Q19「許可を取得している会社と日雇いの運転者の間に適法な雇用関係がある場合にあっては、</w:t>
             </w:r>
           </w:p>
@@ -15508,7 +15638,33 @@
                 <w:sz w:val="17"/>
                 <w:szCs w:val="17"/>
               </w:rPr>
-              <w:t xml:space="preserve">貨物自動車運送事業法上は特段問題にならないものと考えます。」</w:t>
+              <w:t xml:space="preserve">貨物自動車運送事業法上は特段問題にならないものと考えます。」とあるが、設問は「元請が労務費を</w:t>
+            </w:r>
+          </w:p>
+          <w:p>
+            <w:pPr>
+              <w:spacing w:line="230" w:lineRule="auto"/>
+            </w:pPr>
+            <w:r>
+              <w:rPr>
+                <w:rFonts w:ascii="ＭＳ 明朝" w:eastAsia="ＭＳ 明朝" w:hAnsi="ＭＳ 明朝"/>
+                <w:sz w:val="17"/>
+                <w:szCs w:val="17"/>
+              </w:rPr>
+              <w:t xml:space="preserve">許可業者に払い、許可業者が運転者に払う」形が無許可運送・労働者供給に当たらないかというもので、</w:t>
+            </w:r>
+          </w:p>
+          <w:p>
+            <w:pPr>
+              <w:spacing w:line="230" w:lineRule="auto"/>
+            </w:pPr>
+            <w:r>
+              <w:rPr>
+                <w:rFonts w:ascii="ＭＳ 明朝" w:eastAsia="ＭＳ 明朝" w:hAnsi="ＭＳ 明朝"/>
+                <w:sz w:val="17"/>
+                <w:szCs w:val="17"/>
+              </w:rPr>
+              <w:t xml:space="preserve">国交省は選任要件に触れていない。車は緑ナンバーなので、規則3条2項が別途かかる</w:t>
             </w:r>
           </w:p>
         </w:tc>
@@ -15564,59 +15720,111 @@
                 <w:sz w:val="17"/>
                 <w:szCs w:val="17"/>
               </w:rPr>
-              <w:t xml:space="preserve">① ▲3の7点セットをそのまま行う（車両使用通知書は不要。車は自社の事業用自動車だから）</w:t>
-            </w:r>
-          </w:p>
-          <w:p>
-            <w:pPr>
-              <w:spacing w:line="230" w:lineRule="auto"/>
-            </w:pPr>
-            <w:r>
-              <w:rPr>
-                <w:rFonts w:ascii="ＭＳ 明朝" w:eastAsia="ＭＳ 明朝" w:hAnsi="ＭＳ 明朝"/>
-                <w:sz w:val="17"/>
-                <w:szCs w:val="17"/>
-              </w:rPr>
-              <w:t xml:space="preserve">② 車は自社の緑ダンプ（事業用自動車）。白ダンプを当社の運送に使うことはできない</w:t>
-            </w:r>
-          </w:p>
-          <w:p>
-            <w:pPr>
-              <w:spacing w:line="230" w:lineRule="auto"/>
-            </w:pPr>
-            <w:r>
-              <w:rPr>
-                <w:rFonts w:ascii="ＭＳ 明朝" w:eastAsia="ＭＳ 明朝" w:hAnsi="ＭＳ 明朝"/>
-                <w:sz w:val="17"/>
-                <w:szCs w:val="17"/>
-              </w:rPr>
-              <w:t xml:space="preserve">③ 運行管理者による点呼を行い、乗務記録を残す</w:t>
-            </w:r>
-          </w:p>
-          <w:p>
-            <w:pPr>
-              <w:spacing w:line="230" w:lineRule="auto"/>
-            </w:pPr>
-            <w:r>
-              <w:rPr>
-                <w:rFonts w:ascii="ＭＳ 明朝" w:eastAsia="ＭＳ 明朝" w:hAnsi="ＭＳ 明朝"/>
-                <w:sz w:val="17"/>
-                <w:szCs w:val="17"/>
-              </w:rPr>
-              <w:t xml:space="preserve">④ 初任運転者の教育・適性診断を実施する（輸送安全規則）。日雇いでも当社の運転者</w:t>
-            </w:r>
-          </w:p>
-          <w:p>
-            <w:pPr>
-              <w:spacing w:line="230" w:lineRule="auto"/>
-            </w:pPr>
-            <w:r>
-              <w:rPr>
-                <w:rFonts w:ascii="ＭＳ 明朝" w:eastAsia="ＭＳ 明朝" w:hAnsi="ＭＳ 明朝"/>
-                <w:sz w:val="17"/>
-                <w:szCs w:val="17"/>
-              </w:rPr>
-              <w:t xml:space="preserve">⑤ 改善基準告示の拘束時間・運転時間を管理する</w:t>
+              <w:t xml:space="preserve">① まず雇用の形を変える。日々雇い入れではなく、二月を超える期間を定めた労働契約、</w:t>
+            </w:r>
+          </w:p>
+          <w:p>
+            <w:pPr>
+              <w:spacing w:line="230" w:lineRule="auto"/>
+            </w:pPr>
+            <w:r>
+              <w:rPr>
+                <w:rFonts w:ascii="ＭＳ 明朝" w:eastAsia="ＭＳ 明朝" w:hAnsi="ＭＳ 明朝"/>
+                <w:sz w:val="17"/>
+                <w:szCs w:val="17"/>
+              </w:rPr>
+              <w:t xml:space="preserve">　 または期間の定めのない労働契約にして選任運転者にする</w:t>
+            </w:r>
+          </w:p>
+          <w:p>
+            <w:pPr>
+              <w:spacing w:line="230" w:lineRule="auto"/>
+            </w:pPr>
+            <w:r>
+              <w:rPr>
+                <w:rFonts w:ascii="ＭＳ 明朝" w:eastAsia="ＭＳ 明朝" w:hAnsi="ＭＳ 明朝"/>
+                <w:sz w:val="17"/>
+                <w:szCs w:val="17"/>
+              </w:rPr>
+              <w:t xml:space="preserve">　 試用期間中の者でも、十四日を超えて引き続き使用されていれば選任できる（規則3条2項かっこ書）</w:t>
+            </w:r>
+          </w:p>
+          <w:p>
+            <w:pPr>
+              <w:spacing w:line="230" w:lineRule="auto"/>
+            </w:pPr>
+            <w:r>
+              <w:rPr>
+                <w:rFonts w:ascii="ＭＳ 明朝" w:eastAsia="ＭＳ 明朝" w:hAnsi="ＭＳ 明朝"/>
+                <w:sz w:val="17"/>
+                <w:szCs w:val="17"/>
+              </w:rPr>
+              <w:t xml:space="preserve">　 1日だけ人手が要るなら、緑ダンプに短期の人を乗せず、傭車に出すか当社の選任運転者を充てる</w:t>
+            </w:r>
+          </w:p>
+          <w:p>
+            <w:pPr>
+              <w:spacing w:line="230" w:lineRule="auto"/>
+            </w:pPr>
+            <w:r>
+              <w:rPr>
+                <w:rFonts w:ascii="ＭＳ 明朝" w:eastAsia="ＭＳ 明朝" w:hAnsi="ＭＳ 明朝"/>
+                <w:sz w:val="17"/>
+                <w:szCs w:val="17"/>
+              </w:rPr>
+              <w:t xml:space="preserve">② ▲3の7点セットのうち雇用まわりを行う（車両使用通知書は不要。車は自社の事業用自動車だから）</w:t>
+            </w:r>
+          </w:p>
+          <w:p>
+            <w:pPr>
+              <w:spacing w:line="230" w:lineRule="auto"/>
+            </w:pPr>
+            <w:r>
+              <w:rPr>
+                <w:rFonts w:ascii="ＭＳ 明朝" w:eastAsia="ＭＳ 明朝" w:hAnsi="ＭＳ 明朝"/>
+                <w:sz w:val="17"/>
+                <w:szCs w:val="17"/>
+              </w:rPr>
+              <w:t xml:space="preserve">③ 車は自社の緑ダンプ（事業用自動車）。白ダンプを当社の運送に使うことはできない</w:t>
+            </w:r>
+          </w:p>
+          <w:p>
+            <w:pPr>
+              <w:spacing w:line="230" w:lineRule="auto"/>
+            </w:pPr>
+            <w:r>
+              <w:rPr>
+                <w:rFonts w:ascii="ＭＳ 明朝" w:eastAsia="ＭＳ 明朝" w:hAnsi="ＭＳ 明朝"/>
+                <w:sz w:val="17"/>
+                <w:szCs w:val="17"/>
+              </w:rPr>
+              <w:t xml:space="preserve">④ 運行管理者による点呼を行い、乗務記録を残す</w:t>
+            </w:r>
+          </w:p>
+          <w:p>
+            <w:pPr>
+              <w:spacing w:line="230" w:lineRule="auto"/>
+            </w:pPr>
+            <w:r>
+              <w:rPr>
+                <w:rFonts w:ascii="ＭＳ 明朝" w:eastAsia="ＭＳ 明朝" w:hAnsi="ＭＳ 明朝"/>
+                <w:sz w:val="17"/>
+                <w:szCs w:val="17"/>
+              </w:rPr>
+              <w:t xml:space="preserve">⑤ 初任運転者の教育・適性診断を実施する（規則10条2項2号「運転者として新たに雇い入れた者」）</w:t>
+            </w:r>
+          </w:p>
+          <w:p>
+            <w:pPr>
+              <w:spacing w:line="230" w:lineRule="auto"/>
+            </w:pPr>
+            <w:r>
+              <w:rPr>
+                <w:rFonts w:ascii="ＭＳ 明朝" w:eastAsia="ＭＳ 明朝" w:hAnsi="ＭＳ 明朝"/>
+                <w:sz w:val="17"/>
+                <w:szCs w:val="17"/>
+              </w:rPr>
+              <w:t xml:space="preserve">⑥ 改善基準告示の拘束時間・運転時間を管理する</w:t>
             </w:r>
           </w:p>
         </w:tc>
@@ -15662,6 +15870,19 @@
             </w:tcMar>
             <w:vAlign w:val="top"/>
           </w:tcPr>
+          <w:p>
+            <w:pPr>
+              <w:spacing w:line="230" w:lineRule="auto"/>
+            </w:pPr>
+            <w:r>
+              <w:rPr>
+                <w:rFonts w:ascii="ＭＳ 明朝" w:eastAsia="ＭＳ 明朝" w:hAnsi="ＭＳ 明朝"/>
+                <w:sz w:val="17"/>
+                <w:szCs w:val="17"/>
+              </w:rPr>
+              <w:t xml:space="preserve">・日雇いのまま緑ダンプに乗せる（規則3条2項違反＝運転者の選任違反。行政処分の対象）</w:t>
+            </w:r>
+          </w:p>
           <w:p>
             <w:pPr>
               <w:spacing w:line="230" w:lineRule="auto"/>

--- a/docs/legal-research/forms/白ダンプの早見表.docx
+++ b/docs/legal-research/forms/白ダンプの早見表.docx
@@ -8632,7 +8632,7 @@
                 <w:sz w:val="17"/>
                 <w:szCs w:val="17"/>
               </w:rPr>
-              <w:t xml:space="preserve">れる者、二月以内の期間を定めて使用される者……であつてはならない」としている。建設Q19は</w:t>
+              <w:t xml:space="preserve">れる者、二月以内の期間を定めて使用される者……であってはならない」としている。建設Q19は</w:t>
             </w:r>
           </w:p>
           <w:p>
@@ -15612,7 +15612,7 @@
                 <w:sz w:val="17"/>
                 <w:szCs w:val="17"/>
               </w:rPr>
-              <w:t xml:space="preserve">使用されるに至つた者を除く。）であつてはならない」と定めている。</w:t>
+              <w:t xml:space="preserve">使用されるに至った者を除く。）であってはならない」と定めている。</w:t>
             </w:r>
           </w:p>
           <w:p>
